--- a/원고/2부/러시아어_컨설턴트_29아크.docx
+++ b/원고/2부/러시아어_컨설턴트_29아크.docx
@@ -227,6 +227,42 @@
         <w:t xml:space="preserve"> </w:t>
       </w:r>
       <w:r>
+        <w:t xml:space="preserve">(Мрачно) Пришла беда — отворяй ворота.</w:t>
+      </w:r>
+    </w:p>
+    <w:p>
+      <w:pPr>
+        <w:pStyle w:val="BodyText"/>
+      </w:pPr>
+      <w:r>
+        <w:rPr>
+          <w:bCs/>
+          <w:b/>
+        </w:rPr>
+        <w:t xml:space="preserve">Настя:</w:t>
+      </w:r>
+      <w:r>
+        <w:t xml:space="preserve"> </w:t>
+      </w:r>
+      <w:r>
+        <w:t xml:space="preserve">Вот-вот. Все три — за одну неделю.</w:t>
+      </w:r>
+    </w:p>
+    <w:p>
+      <w:pPr>
+        <w:pStyle w:val="BodyText"/>
+      </w:pPr>
+      <w:r>
+        <w:rPr>
+          <w:bCs/>
+          <w:b/>
+        </w:rPr>
+        <w:t xml:space="preserve">Кирилл:</w:t>
+      </w:r>
+      <w:r>
+        <w:t xml:space="preserve"> </w:t>
+      </w:r>
+      <w:r>
         <w:t xml:space="preserve">Экономика замедляется в целом, не только у нас.</w:t>
       </w:r>
     </w:p>
@@ -4566,6 +4602,42 @@
       </w:r>
       <w:r>
         <w:t xml:space="preserve">недели.</w:t>
+      </w:r>
+    </w:p>
+    <w:p>
+      <w:pPr>
+        <w:pStyle w:val="BodyText"/>
+      </w:pPr>
+      <w:r>
+        <w:rPr>
+          <w:bCs/>
+          <w:b/>
+        </w:rPr>
+        <w:t xml:space="preserve">Кирилл:</w:t>
+      </w:r>
+      <w:r>
+        <w:t xml:space="preserve"> </w:t>
+      </w:r>
+      <w:r>
+        <w:t xml:space="preserve">(Улыбнувшись) Как у Чехова, у Сони: «Мы отдохнём! … Мы отдохнём!»</w:t>
+      </w:r>
+    </w:p>
+    <w:p>
+      <w:pPr>
+        <w:pStyle w:val="BodyText"/>
+      </w:pPr>
+      <w:r>
+        <w:rPr>
+          <w:bCs/>
+          <w:b/>
+        </w:rPr>
+        <w:t xml:space="preserve">Настя:</w:t>
+      </w:r>
+      <w:r>
+        <w:t xml:space="preserve"> </w:t>
+      </w:r>
+      <w:r>
+        <w:t xml:space="preserve">(Смеясь) Соня, правда, обещала его нескоро.</w:t>
       </w:r>
     </w:p>
     <w:p>

--- a/원고/2부/러시아어_컨설턴트_29아크.docx
+++ b/원고/2부/러시아어_컨설턴트_29아크.docx
@@ -4662,6 +4662,222 @@
       </w:r>
       <w:r>
         <w:t xml:space="preserve">что-то новое.</w:t>
+      </w:r>
+    </w:p>
+    <w:p>
+      <w:r>
+        <w:br w:type="page"/>
+      </w:r>
+    </w:p>
+    <w:p>
+      <w:pPr>
+        <w:pStyle w:val="BodyText"/>
+      </w:pPr>
+      <w:r>
+        <w:rPr>
+          <w:b/>
+          <w:bCs/>
+          <w:sz w:val="32"/>
+          <w:szCs w:val="32"/>
+        </w:rPr>
+        <w:t xml:space="preserve">📚 인용 해설 노트 — 29아크</w:t>
+      </w:r>
+    </w:p>
+    <w:p>
+      <w:pPr>
+        <w:pStyle w:val="BodyText"/>
+      </w:pPr>
+      <w:r>
+        <w:rPr/>
+        <w:t xml:space="preserve">이 화에 나온 러시아 고전 인용과 속담의 뜻, 원작 맥락, 쓰인 장면, 실제 대화에서 쓰는 요령을 정리했습니다.</w:t>
+      </w:r>
+    </w:p>
+    <w:p>
+      <w:pPr>
+        <w:pStyle w:val="BodyText"/>
+      </w:pPr>
+      <w:r>
+        <w:rPr>
+          <w:b/>
+          <w:bCs/>
+          <w:sz w:val="24"/>
+          <w:szCs w:val="24"/>
+        </w:rPr>
+        <w:t xml:space="preserve">인용 1 · «Пришла беда — отворяй ворота»</w:t>
+      </w:r>
+    </w:p>
+    <w:p>
+      <w:pPr>
+        <w:pStyle w:val="BodyText"/>
+      </w:pPr>
+      <w:r>
+        <w:rPr>
+          <w:b/>
+          <w:bCs/>
+        </w:rPr>
+        <w:t xml:space="preserve">출전: </w:t>
+      </w:r>
+      <w:r>
+        <w:rPr/>
+        <w:t xml:space="preserve">러시아 속담</w:t>
+      </w:r>
+    </w:p>
+    <w:p>
+      <w:pPr>
+        <w:pStyle w:val="BodyText"/>
+      </w:pPr>
+      <w:r>
+        <w:rPr>
+          <w:b/>
+          <w:bCs/>
+        </w:rPr>
+        <w:t xml:space="preserve">뜻: </w:t>
+      </w:r>
+      <w:r>
+        <w:rPr/>
+        <w:t xml:space="preserve">불행이 왔으면 대문을 열어라. 불행은 겹쳐 온다는 뜻으로, 우리말 '화불단행', '엎친 데 덮친 격'과 같습니다.</w:t>
+      </w:r>
+    </w:p>
+    <w:p>
+      <w:pPr>
+        <w:pStyle w:val="BodyText"/>
+      </w:pPr>
+      <w:r>
+        <w:rPr>
+          <w:b/>
+          <w:bCs/>
+        </w:rPr>
+        <w:t xml:space="preserve">원작·유래: </w:t>
+      </w:r>
+      <w:r>
+        <w:rPr/>
+        <w:t xml:space="preserve">불행 하나가 오면 다른 불행이 줄지어 들어오니 아예 문을 열어 두라는 체념 섞인 유머입니다.</w:t>
+      </w:r>
+    </w:p>
+    <w:p>
+      <w:pPr>
+        <w:pStyle w:val="BodyText"/>
+      </w:pPr>
+      <w:r>
+        <w:rPr>
+          <w:b/>
+          <w:bCs/>
+        </w:rPr>
+        <w:t xml:space="preserve">이 화에서: </w:t>
+      </w:r>
+      <w:r>
+        <w:rPr/>
+        <w:t xml:space="preserve">리튬 가격 폭락, 금리 급등, 소비재 수요 급감이라는 나쁜 소식 세 가지가 한 주에 겹치자 키릴이 어둡게 말합니다.</w:t>
+      </w:r>
+    </w:p>
+    <w:p>
+      <w:pPr>
+        <w:pStyle w:val="BodyText"/>
+      </w:pPr>
+      <w:r>
+        <w:rPr>
+          <w:b/>
+          <w:bCs/>
+        </w:rPr>
+        <w:t xml:space="preserve">대화 활용 팁: </w:t>
+      </w:r>
+      <w:r>
+        <w:rPr/>
+        <w:t xml:space="preserve">악재가 연달아 터졌을 때 씁니다. 상황을 인정하면서도 약간의 유머로 버티는 태도를 보여 줍니다. 상대의 불행에 쓰면 무심하게 들릴 수 있으니 '우리'의 상황에 쓰세요.</w:t>
+      </w:r>
+    </w:p>
+    <w:p>
+      <w:pPr>
+        <w:pStyle w:val="BodyText"/>
+      </w:pPr>
+      <w:r>
+        <w:rPr>
+          <w:b/>
+          <w:bCs/>
+          <w:sz w:val="24"/>
+          <w:szCs w:val="24"/>
+        </w:rPr>
+        <w:t xml:space="preserve">인용 2 · «Мы отдохнём! … Мы отдохнём!»</w:t>
+      </w:r>
+    </w:p>
+    <w:p>
+      <w:pPr>
+        <w:pStyle w:val="BodyText"/>
+      </w:pPr>
+      <w:r>
+        <w:rPr>
+          <w:b/>
+          <w:bCs/>
+        </w:rPr>
+        <w:t xml:space="preserve">출전: </w:t>
+      </w:r>
+      <w:r>
+        <w:rPr/>
+        <w:t xml:space="preserve">안톤 체호프, 『바냐 아저씨』 4막, 소냐의 마지막 독백</w:t>
+      </w:r>
+    </w:p>
+    <w:p>
+      <w:pPr>
+        <w:pStyle w:val="BodyText"/>
+      </w:pPr>
+      <w:r>
+        <w:rPr>
+          <w:b/>
+          <w:bCs/>
+        </w:rPr>
+        <w:t xml:space="preserve">뜻: </w:t>
+      </w:r>
+      <w:r>
+        <w:rPr/>
+        <w:t xml:space="preserve">우리는 쉬게 될 거예요!</w:t>
+      </w:r>
+    </w:p>
+    <w:p>
+      <w:pPr>
+        <w:pStyle w:val="BodyText"/>
+      </w:pPr>
+      <w:r>
+        <w:rPr>
+          <w:b/>
+          <w:bCs/>
+        </w:rPr>
+        <w:t xml:space="preserve">원작·유래: </w:t>
+      </w:r>
+      <w:r>
+        <w:rPr/>
+        <w:t xml:space="preserve">모든 희망이 무너진 뒤 소냐가 바냐 삼촌을 위로하는 극의 마지막 독백입니다. 고된 삶을 견디고 나면 언젠가 천사들의 노래 속에서 쉬게 될 것이라는 체념과 희망이 함께 담긴 명장면입니다.</w:t>
+      </w:r>
+    </w:p>
+    <w:p>
+      <w:pPr>
+        <w:pStyle w:val="BodyText"/>
+      </w:pPr>
+      <w:r>
+        <w:rPr>
+          <w:b/>
+          <w:bCs/>
+        </w:rPr>
+        <w:t xml:space="preserve">이 화에서: </w:t>
+      </w:r>
+      <w:r>
+        <w:rPr/>
+        <w:t xml:space="preserve">전사적 위기를 넘긴 날 밤, 나스탸가 '쉴 자격이 있다'고 하자 키릴이 소냐의 말을 인용합니다. 나스탸는 '소냐는 그 휴식이 한참 뒤라고 했잖아'라며 웃습니다.</w:t>
+      </w:r>
+    </w:p>
+    <w:p>
+      <w:pPr>
+        <w:pStyle w:val="BodyText"/>
+      </w:pPr>
+      <w:r>
+        <w:rPr>
+          <w:b/>
+          <w:bCs/>
+        </w:rPr>
+        <w:t xml:space="preserve">대화 활용 팁: </w:t>
+      </w:r>
+      <w:r>
+        <w:rPr/>
+        <w:t xml:space="preserve">힘든 프로젝트를 마친 팀을 위로하거나, 끝없는 업무를 반쯤 농담으로 견딜 때 씁니다. 원작에서 휴식은 '죽은 뒤'를 암시한다는 점을 알면 이 장면의 나스탸처럼 재치 있게 받아칠 수 있습니다.</w:t>
       </w:r>
     </w:p>
     <w:sectPr/>
